--- a/data/sample-docs/normal/DOC-0020.docx
+++ b/data/sample-docs/normal/DOC-0020.docx
@@ -23,7 +23,7 @@
     </w:p>
     <w:p>
       <w:r>
-        <w:t>Ngày tạo: 07/07/2026</w:t>
+        <w:t>Ngày tạo: 17/07/2026</w:t>
       </w:r>
     </w:p>
     <w:p/>
